--- a/worksheets/NW_L11_AddressSortingOffice_Worksheet.docx
+++ b/worksheets/NW_L11_AddressSortingOffice_Worksheet.docx
@@ -5257,7 +5257,17 @@
                 <w:sz w:val="21"/>
                 <w:szCs w:val="21"/>
               </w:rPr>
-              <w:t xml:space="preserve">a)  State what a MAC address identifies.  </w:t>
+              <w:t xml:space="preserve">a)  </w:t>
+            </w:r>
+            <w:r>
+              <w:rPr>
+                <w:rFonts w:ascii="Arial" w:cs="Arial" w:eastAsia="Arial" w:hAnsi="Arial"/>
+                <w:b/>
+                <w:bCs/>
+                <w:sz w:val="21"/>
+                <w:szCs w:val="21"/>
+              </w:rPr>
+              <w:t xml:space="preserve">State what a MAC address identifies.  </w:t>
             </w:r>
             <w:r>
               <w:rPr>
@@ -5335,7 +5345,17 @@
                 <w:sz w:val="21"/>
                 <w:szCs w:val="21"/>
               </w:rPr>
-              <w:t xml:space="preserve">b)  Explain why IPv6 addresses were needed.  </w:t>
+              <w:t xml:space="preserve">b)  </w:t>
+            </w:r>
+            <w:r>
+              <w:rPr>
+                <w:rFonts w:ascii="Arial" w:cs="Arial" w:eastAsia="Arial" w:hAnsi="Arial"/>
+                <w:b/>
+                <w:bCs/>
+                <w:sz w:val="21"/>
+                <w:szCs w:val="21"/>
+              </w:rPr>
+              <w:t xml:space="preserve">Explain why IPv6 addresses were needed.  </w:t>
             </w:r>
             <w:r>
               <w:rPr>
@@ -5450,7 +5470,17 @@
                 <w:sz w:val="21"/>
                 <w:szCs w:val="21"/>
               </w:rPr>
-              <w:t xml:space="preserve">c)  Describe two differences between an IPv4 address and an IPv6 address.  </w:t>
+              <w:t xml:space="preserve">c)  </w:t>
+            </w:r>
+            <w:r>
+              <w:rPr>
+                <w:rFonts w:ascii="Arial" w:cs="Arial" w:eastAsia="Arial" w:hAnsi="Arial"/>
+                <w:b/>
+                <w:bCs/>
+                <w:sz w:val="21"/>
+                <w:szCs w:val="21"/>
+              </w:rPr>
+              <w:t xml:space="preserve">Describe two differences between an IPv4 address and an IPv6 address.  </w:t>
             </w:r>
             <w:r>
               <w:rPr>
@@ -5639,7 +5669,17 @@
                 <w:sz w:val="21"/>
                 <w:szCs w:val="21"/>
               </w:rPr>
-              <w:t xml:space="preserve">d)  Explain why a device keeps its MAC address but can be given a different IP address.  </w:t>
+              <w:t xml:space="preserve">d)  </w:t>
+            </w:r>
+            <w:r>
+              <w:rPr>
+                <w:rFonts w:ascii="Arial" w:cs="Arial" w:eastAsia="Arial" w:hAnsi="Arial"/>
+                <w:b/>
+                <w:bCs/>
+                <w:sz w:val="21"/>
+                <w:szCs w:val="21"/>
+              </w:rPr>
+              <w:t xml:space="preserve">Explain why a device keeps its MAC address but can be given a different IP address.  </w:t>
             </w:r>
             <w:r>
               <w:rPr>
